--- a/watch-output/AI/claude-code/2026-10-21_Instagram_Video-by-jarrenpoh__DddPhkuxDUo/2026-10-21_Instagram_Video-by-jarrenpoh__DddPhkuxDUo_report.docx
+++ b/watch-output/AI/claude-code/2026-10-21_Instagram_Video-by-jarrenpoh__DddPhkuxDUo/2026-10-21_Instagram_Video-by-jarrenpoh__DddPhkuxDUo_report.docx
@@ -7,7 +7,7 @@
         <w:pStyle w:val="Heading1"/>
       </w:pPr>
       <w:r>
-        <w:t>兩週衝上7000顆星的做APP神器 M3E Canvas</w:t>
+        <w:t>Video by jarrenpoh</w:t>
       </w:r>
     </w:p>
     <w:p>
@@ -631,6 +631,101 @@
         <w:pStyle w:val="Heading2"/>
       </w:pPr>
       <w:r>
+        <w:t>思維導圖</w:t>
+      </w:r>
+    </w:p>
+    <w:p>
+      <w:pPr>
+        <w:jc w:val="center"/>
+      </w:pPr>
+      <w:r>
+        <w:drawing>
+          <wp:inline xmlns:a="http://schemas.openxmlformats.org/drawingml/2006/main" xmlns:pic="http://schemas.openxmlformats.org/drawingml/2006/picture">
+            <wp:extent cx="5760000" cy="3836367"/>
+            <wp:docPr id="1" name="Picture 1"/>
+            <wp:cNvGraphicFramePr>
+              <a:graphicFrameLocks noChangeAspect="1"/>
+            </wp:cNvGraphicFramePr>
+            <a:graphic>
+              <a:graphicData uri="http://schemas.openxmlformats.org/drawingml/2006/picture">
+                <pic:pic>
+                  <pic:nvPicPr>
+                    <pic:cNvPr id="0" name="image.png"/>
+                    <pic:cNvPicPr/>
+                  </pic:nvPicPr>
+                  <pic:blipFill>
+                    <a:blip r:embed="rId10"/>
+                    <a:stretch>
+                      <a:fillRect/>
+                    </a:stretch>
+                  </pic:blipFill>
+                  <pic:spPr>
+                    <a:xfrm>
+                      <a:off x="0" y="0"/>
+                      <a:ext cx="5760000" cy="3836367"/>
+                    </a:xfrm>
+                    <a:prstGeom prst="rect"/>
+                  </pic:spPr>
+                </pic:pic>
+              </a:graphicData>
+            </a:graphic>
+          </wp:inline>
+        </w:drawing>
+      </w:r>
+    </w:p>
+    <w:p>
+      <w:pPr>
+        <w:pStyle w:val="ListBullet"/>
+      </w:pPr>
+      <w:r>
+        <w:rPr>
+          <w:rFonts w:ascii="Microsoft JhengHei" w:hAnsi="Microsoft JhengHei" w:eastAsia="Microsoft JhengHei"/>
+          <w:sz w:val="21"/>
+        </w:rPr>
+        <w:t>原圖：</w:t>
+      </w:r>
+      <w:hyperlink r:id="rId11">
+        <w:r>
+          <w:rPr>
+            <w:rStyle w:val="Hyperlink"/>
+            <w:color w:val="0563C1"/>
+            <w:u w:val="single"/>
+            <w:sz w:val="21"/>
+          </w:rPr>
+          <w:t>mindmap.png</w:t>
+        </w:r>
+      </w:hyperlink>
+      <w:r>
+        <w:rPr>
+          <w:rFonts w:ascii="Microsoft JhengHei" w:hAnsi="Microsoft JhengHei" w:eastAsia="Microsoft JhengHei"/>
+          <w:sz w:val="21"/>
+        </w:rPr>
+        <w:t>；文字大綱：</w:t>
+      </w:r>
+      <w:hyperlink r:id="rId12">
+        <w:r>
+          <w:rPr>
+            <w:rStyle w:val="Hyperlink"/>
+            <w:color w:val="0563C1"/>
+            <w:u w:val="single"/>
+            <w:sz w:val="21"/>
+          </w:rPr>
+          <w:t>mindmap.md</w:t>
+        </w:r>
+      </w:hyperlink>
+      <w:r>
+        <w:rPr>
+          <w:rFonts w:ascii="Microsoft JhengHei" w:hAnsi="Microsoft JhengHei" w:eastAsia="Microsoft JhengHei"/>
+          <w:sz w:val="21"/>
+        </w:rPr>
+        <w:t>（與本報告同資料夾）</w:t>
+      </w:r>
+    </w:p>
+    <w:p>
+      <w:pPr>
+        <w:pStyle w:val="Heading2"/>
+      </w:pPr>
+      <w:r>
         <w:t>圖文對照（畫面 + 逐字稿）</w:t>
       </w:r>
     </w:p>
@@ -650,7 +745,7 @@
         <w:drawing>
           <wp:inline xmlns:a="http://schemas.openxmlformats.org/drawingml/2006/main" xmlns:pic="http://schemas.openxmlformats.org/drawingml/2006/picture">
             <wp:extent cx="1955172" cy="2519999"/>
-            <wp:docPr id="1" name="Picture 1"/>
+            <wp:docPr id="2" name="Picture 2"/>
             <wp:cNvGraphicFramePr>
               <a:graphicFrameLocks noChangeAspect="1"/>
             </wp:cNvGraphicFramePr>
@@ -662,7 +757,7 @@
                     <pic:cNvPicPr/>
                   </pic:nvPicPr>
                   <pic:blipFill>
-                    <a:blip r:embed="rId10"/>
+                    <a:blip r:embed="rId13"/>
                     <a:stretch>
                       <a:fillRect/>
                     </a:stretch>
@@ -740,7 +835,7 @@
         <w:drawing>
           <wp:inline xmlns:a="http://schemas.openxmlformats.org/drawingml/2006/main" xmlns:pic="http://schemas.openxmlformats.org/drawingml/2006/picture">
             <wp:extent cx="1417500" cy="2520000"/>
-            <wp:docPr id="2" name="Picture 2"/>
+            <wp:docPr id="3" name="Picture 3"/>
             <wp:cNvGraphicFramePr>
               <a:graphicFrameLocks noChangeAspect="1"/>
             </wp:cNvGraphicFramePr>
@@ -752,7 +847,7 @@
                     <pic:cNvPicPr/>
                   </pic:nvPicPr>
                   <pic:blipFill>
-                    <a:blip r:embed="rId11"/>
+                    <a:blip r:embed="rId14"/>
                     <a:stretch>
                       <a:fillRect/>
                     </a:stretch>
@@ -830,7 +925,7 @@
         <w:drawing>
           <wp:inline xmlns:a="http://schemas.openxmlformats.org/drawingml/2006/main" xmlns:pic="http://schemas.openxmlformats.org/drawingml/2006/picture">
             <wp:extent cx="2240000" cy="2520000"/>
-            <wp:docPr id="3" name="Picture 3"/>
+            <wp:docPr id="4" name="Picture 4"/>
             <wp:cNvGraphicFramePr>
               <a:graphicFrameLocks noChangeAspect="1"/>
             </wp:cNvGraphicFramePr>
@@ -842,7 +937,7 @@
                     <pic:cNvPicPr/>
                   </pic:nvPicPr>
                   <pic:blipFill>
-                    <a:blip r:embed="rId12"/>
+                    <a:blip r:embed="rId15"/>
                     <a:stretch>
                       <a:fillRect/>
                     </a:stretch>
@@ -1128,6 +1223,62 @@
       </w:tr>
     </w:tbl>
     <w:p/>
+    <w:p>
+      <w:pPr>
+        <w:pStyle w:val="Heading2"/>
+      </w:pPr>
+      <w:r>
+        <w:t>補充資料連結</w:t>
+      </w:r>
+    </w:p>
+    <w:p>
+      <w:pPr>
+        <w:pStyle w:val="ListBullet"/>
+      </w:pPr>
+      <w:r>
+        <w:rPr>
+          <w:rFonts w:ascii="Microsoft JhengHei" w:hAnsi="Microsoft JhengHei" w:eastAsia="Microsoft JhengHei"/>
+          <w:sz w:val="21"/>
+        </w:rPr>
+        <w:t>思維導圖：</w:t>
+      </w:r>
+      <w:hyperlink r:id="rId11">
+        <w:r>
+          <w:rPr>
+            <w:rStyle w:val="Hyperlink"/>
+            <w:color w:val="0563C1"/>
+            <w:u w:val="single"/>
+            <w:sz w:val="21"/>
+          </w:rPr>
+          <w:t>mindmap.png</w:t>
+        </w:r>
+      </w:hyperlink>
+      <w:r>
+        <w:rPr>
+          <w:rFonts w:ascii="Microsoft JhengHei" w:hAnsi="Microsoft JhengHei" w:eastAsia="Microsoft JhengHei"/>
+          <w:sz w:val="21"/>
+        </w:rPr>
+        <w:t>、文字大綱：</w:t>
+      </w:r>
+      <w:hyperlink r:id="rId12">
+        <w:r>
+          <w:rPr>
+            <w:rStyle w:val="Hyperlink"/>
+            <w:color w:val="0563C1"/>
+            <w:u w:val="single"/>
+            <w:sz w:val="21"/>
+          </w:rPr>
+          <w:t>mindmap.md</w:t>
+        </w:r>
+      </w:hyperlink>
+      <w:r>
+        <w:rPr>
+          <w:rFonts w:ascii="Microsoft JhengHei" w:hAnsi="Microsoft JhengHei" w:eastAsia="Microsoft JhengHei"/>
+          <w:sz w:val="21"/>
+        </w:rPr>
+        <w:t>（與本報告同資料夾）</w:t>
+      </w:r>
+    </w:p>
     <w:sectPr>
       <w:pgSz w:w="12240" w:h="15840"/>
       <w:pgMar w:top="1440" w:right="1134" w:bottom="1440" w:left="1134" w:header="720" w:footer="720" w:gutter="0"/>
